--- a/digitale_Vorlage_Abschlussarbeit_TechFak_ENG.docx
+++ b/digitale_Vorlage_Abschlussarbeit_TechFak_ENG.docx
@@ -1,6 +1,6 @@
 
 <file path=word/document.xml><?xml version="1.0" encoding="utf-8"?>
-<w:document xmlns:wpc="http://schemas.microsoft.com/office/word/2010/wordprocessingCanvas" xmlns:cx="http://schemas.microsoft.com/office/drawing/2014/chartex" xmlns:cx1="http://schemas.microsoft.com/office/drawing/2015/9/8/chartex" xmlns:cx2="http://schemas.microsoft.com/office/drawing/2015/10/21/chartex" xmlns:cx3="http://schemas.microsoft.com/office/drawing/2016/5/9/chartex" xmlns:cx4="http://schemas.microsoft.com/office/drawing/2016/5/10/chartex" xmlns:cx5="http://schemas.microsoft.com/office/drawing/2016/5/11/chartex" xmlns:cx6="http://schemas.microsoft.com/office/drawing/2016/5/12/chartex" xmlns:cx7="http://schemas.microsoft.com/office/drawing/2016/5/13/chartex" xmlns:cx8="http://schemas.microsoft.com/office/drawing/2016/5/14/chartex" xmlns:mc="http://schemas.openxmlformats.org/markup-compatibility/2006" xmlns:aink="http://schemas.microsoft.com/office/drawing/2016/ink" xmlns:am3d="http://schemas.microsoft.com/office/drawing/2017/model3d" xmlns:o="urn:schemas-microsoft-com:office:office" xmlns:oel="http://schemas.microsoft.com/office/2019/extlst" xmlns:r="http://schemas.openxmlformats.org/officeDocument/2006/relationships" xmlns:m="http://schemas.openxmlformats.org/officeDocument/2006/math" xmlns:v="urn:schemas-microsoft-com:vml" xmlns:wp14="http://schemas.microsoft.com/office/word/2010/wordprocessingDrawing" xmlns:wp="http://schemas.openxmlformats.org/drawingml/2006/wordprocessingDrawing" xmlns:w10="urn:schemas-microsoft-com:office:word" xmlns:w="http://schemas.openxmlformats.org/wordprocessingml/2006/main" xmlns:w14="http://schemas.microsoft.com/office/word/2010/wordml" xmlns:w15="http://schemas.microsoft.com/office/word/2012/wordml" xmlns:w16cex="http://schemas.microsoft.com/office/word/2018/wordml/cex" xmlns:w16cid="http://schemas.microsoft.com/office/word/2016/wordml/cid" xmlns:w16="http://schemas.microsoft.com/office/word/2018/wordml" xmlns:w16du="http://schemas.microsoft.com/office/word/2023/wordml/word16du" xmlns:w16sdtdh="http://schemas.microsoft.com/office/word/2020/wordml/sdtdatahash" xmlns:w16sdtfl="http://schemas.microsoft.com/office/word/2024/wordml/sdtformatlock" xmlns:w16se="http://schemas.microsoft.com/office/word/2015/wordml/symex" xmlns:wpg="http://schemas.microsoft.com/office/word/2010/wordprocessingGroup" xmlns:wpi="http://schemas.microsoft.com/office/word/2010/wordprocessingInk" xmlns:wne="http://schemas.microsoft.com/office/word/2006/wordml" xmlns:wps="http://schemas.microsoft.com/office/word/2010/wordprocessingShape" mc:Ignorable="w14 w15 w16se w16cid w16 w16cex w16sdtdh w16sdtfl w16du wp14">
+<w:document xmlns:wpc="http://schemas.microsoft.com/office/word/2010/wordprocessingCanvas" xmlns:cx="http://schemas.microsoft.com/office/drawing/2014/chartex" xmlns:cx1="http://schemas.microsoft.com/office/drawing/2015/9/8/chartex" xmlns:cx2="http://schemas.microsoft.com/office/drawing/2015/10/21/chartex" xmlns:cx3="http://schemas.microsoft.com/office/drawing/2016/5/9/chartex" xmlns:cx4="http://schemas.microsoft.com/office/drawing/2016/5/10/chartex" xmlns:cx5="http://schemas.microsoft.com/office/drawing/2016/5/11/chartex" xmlns:cx6="http://schemas.microsoft.com/office/drawing/2016/5/12/chartex" xmlns:cx7="http://schemas.microsoft.com/office/drawing/2016/5/13/chartex" xmlns:cx8="http://schemas.microsoft.com/office/drawing/2016/5/14/chartex" xmlns:mc="http://schemas.openxmlformats.org/markup-compatibility/2006" xmlns:m="http://schemas.openxmlformats.org/officeDocument/2006/math" xmlns:aink="http://schemas.microsoft.com/office/drawing/2016/ink" xmlns:am3d="http://schemas.microsoft.com/office/drawing/2017/model3d" xmlns:oel="http://schemas.microsoft.com/office/2019/extlst" xmlns:r="http://schemas.openxmlformats.org/officeDocument/2006/relationships" xmlns:wp14="http://schemas.microsoft.com/office/word/2010/wordprocessingDrawing" xmlns:wp="http://schemas.openxmlformats.org/drawingml/2006/wordprocessingDrawing" xmlns:wpg="http://schemas.microsoft.com/office/word/2010/wordprocessingGroup" xmlns:wpi="http://schemas.microsoft.com/office/word/2010/wordprocessingInk" xmlns:wps="http://schemas.microsoft.com/office/word/2010/wordprocessingShape" xmlns:o="urn:schemas-microsoft-com:office:office" xmlns:v="urn:schemas-microsoft-com:vml" xmlns:w10="urn:schemas-microsoft-com:office:word" xmlns:w="http://schemas.openxmlformats.org/wordprocessingml/2006/main" xmlns:w14="http://schemas.microsoft.com/office/word/2010/wordml" xmlns:w15="http://schemas.microsoft.com/office/word/2012/wordml" xmlns:w16cei="http://schemas.microsoft.com/office/word/2026/wordml/cei" xmlns:w16cex="http://schemas.microsoft.com/office/word/2018/wordml/cex" xmlns:w16cid="http://schemas.microsoft.com/office/word/2016/wordml/cid" xmlns:w16="http://schemas.microsoft.com/office/word/2018/wordml" xmlns:w16sdtdh="http://schemas.microsoft.com/office/word/2020/wordml/sdtdatahash" xmlns:w16sdtfl="http://schemas.microsoft.com/office/word/2024/wordml/sdtformatlock" xmlns:w16se="http://schemas.microsoft.com/office/word/2015/wordml/symex" xmlns:w16du="http://schemas.microsoft.com/office/word/2023/wordml/word16du" xmlns:wne="http://schemas.microsoft.com/office/word/2006/wordml" mc:Ignorable="w14 w15 w16se w16cid w16 w16cex w16sdtdh w16sdtfl w16du wp14">
   <w:body>
     <w:p>
       <w:r>
@@ -177,7 +177,34 @@
                                 <w:szCs w:val="34"/>
                                 <w:lang w:val="en-US"/>
                               </w:rPr>
-                              <w:t xml:space="preserve"> Rep. 01/2025</w:t>
+                              <w:t xml:space="preserve"> Rep. </w:t>
+                            </w:r>
+                            <w:r>
+                              <w:rPr>
+                                <w:color w:val="FFFFFF" w:themeColor="background1"/>
+                                <w:sz w:val="34"/>
+                                <w:szCs w:val="34"/>
+                                <w:lang w:val="en-US"/>
+                              </w:rPr>
+                              <w:t>17</w:t>
+                            </w:r>
+                            <w:r>
+                              <w:rPr>
+                                <w:color w:val="FFFFFF" w:themeColor="background1"/>
+                                <w:sz w:val="34"/>
+                                <w:szCs w:val="34"/>
+                                <w:lang w:val="en-US"/>
+                              </w:rPr>
+                              <w:t>/202</w:t>
+                            </w:r>
+                            <w:r>
+                              <w:rPr>
+                                <w:color w:val="FFFFFF" w:themeColor="background1"/>
+                                <w:sz w:val="34"/>
+                                <w:szCs w:val="34"/>
+                                <w:lang w:val="en-US"/>
+                              </w:rPr>
+                              <w:t>6</w:t>
                             </w:r>
                           </w:p>
                         </w:txbxContent>
@@ -206,7 +233,7 @@
                 <v:stroke joinstyle="miter"/>
                 <v:path gradientshapeok="t" o:connecttype="rect"/>
               </v:shapetype>
-              <v:shape id="Textfeld 1" o:spid="_x0000_s1026" type="#_x0000_t202" style="position:absolute;margin-left:0;margin-top:764.5pt;width:490.35pt;height:66.75pt;z-index:251669504;visibility:visible;mso-wrap-style:square;mso-width-percent:0;mso-height-percent:0;mso-wrap-distance-left:9pt;mso-wrap-distance-top:0;mso-wrap-distance-right:9pt;mso-wrap-distance-bottom:0;mso-position-horizontal:left;mso-position-horizontal-relative:margin;mso-position-vertical:absolute;mso-position-vertical-relative:page;mso-width-percent:0;mso-height-percent:0;mso-width-relative:margin;mso-height-relative:margin;v-text-anchor:middle" o:gfxdata="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" filled="f" stroked="f" strokeweight=".5pt">
+              <v:shape id="Textfeld 1" o:spid="_x0000_s1026" type="#_x0000_t202" style="position:absolute;margin-left:0;margin-top:764.5pt;width:490.35pt;height:66.75pt;z-index:251669504;visibility:visible;mso-wrap-style:square;mso-width-percent:0;mso-height-percent:0;mso-wrap-distance-left:9pt;mso-wrap-distance-top:0;mso-wrap-distance-right:9pt;mso-wrap-distance-bottom:0;mso-position-horizontal:left;mso-position-horizontal-relative:margin;mso-position-vertical:absolute;mso-position-vertical-relative:page;mso-width-percent:0;mso-height-percent:0;mso-width-relative:margin;mso-height-relative:margin;v-text-anchor:middle" o:gfxdata="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" filled="f" stroked="f" strokeweight=".5pt">
                 <v:textbox inset="0,,0">
                   <w:txbxContent>
                     <w:p>
@@ -270,7 +297,34 @@
                           <w:szCs w:val="34"/>
                           <w:lang w:val="en-US"/>
                         </w:rPr>
-                        <w:t xml:space="preserve"> Rep. 01/2025</w:t>
+                        <w:t xml:space="preserve"> Rep. </w:t>
+                      </w:r>
+                      <w:r>
+                        <w:rPr>
+                          <w:color w:val="FFFFFF" w:themeColor="background1"/>
+                          <w:sz w:val="34"/>
+                          <w:szCs w:val="34"/>
+                          <w:lang w:val="en-US"/>
+                        </w:rPr>
+                        <w:t>17</w:t>
+                      </w:r>
+                      <w:r>
+                        <w:rPr>
+                          <w:color w:val="FFFFFF" w:themeColor="background1"/>
+                          <w:sz w:val="34"/>
+                          <w:szCs w:val="34"/>
+                          <w:lang w:val="en-US"/>
+                        </w:rPr>
+                        <w:t>/202</w:t>
+                      </w:r>
+                      <w:r>
+                        <w:rPr>
+                          <w:color w:val="FFFFFF" w:themeColor="background1"/>
+                          <w:sz w:val="34"/>
+                          <w:szCs w:val="34"/>
+                          <w:lang w:val="en-US"/>
+                        </w:rPr>
+                        <w:t>6</w:t>
                       </w:r>
                     </w:p>
                   </w:txbxContent>
@@ -508,7 +562,16 @@
                                 <w:szCs w:val="34"/>
                                 <w:lang w:val="en-US"/>
                               </w:rPr>
-                              <w:t>Winter Term 2025/2026</w:t>
+                              <w:t>Summer</w:t>
+                            </w:r>
+                            <w:r>
+                              <w:rPr>
+                                <w:color w:val="FFFFFF" w:themeColor="background1"/>
+                                <w:sz w:val="34"/>
+                                <w:szCs w:val="34"/>
+                                <w:lang w:val="en-US"/>
+                              </w:rPr>
+                              <w:t xml:space="preserve"> Term 2026</w:t>
                             </w:r>
                           </w:p>
                         </w:txbxContent>
@@ -533,7 +596,7 @@
           </mc:Choice>
           <mc:Fallback>
             <w:pict>
-              <v:shape w14:anchorId="147EDAC1" id="_x0000_s1028" type="#_x0000_t202" style="position:absolute;margin-left:-.35pt;margin-top:423.4pt;width:490.35pt;height:111.4pt;z-index:251665408;visibility:visible;mso-wrap-style:square;mso-width-percent:0;mso-height-percent:0;mso-wrap-distance-left:9pt;mso-wrap-distance-top:0;mso-wrap-distance-right:9pt;mso-wrap-distance-bottom:0;mso-position-horizontal:absolute;mso-position-horizontal-relative:text;mso-position-vertical:absolute;mso-position-vertical-relative:page;mso-width-percent:0;mso-height-percent:0;mso-width-relative:margin;mso-height-relative:margin;v-text-anchor:middle" o:gfxdata="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" filled="f" stroked="f" strokeweight=".5pt">
+              <v:shape w14:anchorId="147EDAC1" id="_x0000_s1028" type="#_x0000_t202" style="position:absolute;margin-left:-.35pt;margin-top:423.4pt;width:490.35pt;height:111.4pt;z-index:251665408;visibility:visible;mso-wrap-style:square;mso-width-percent:0;mso-height-percent:0;mso-wrap-distance-left:9pt;mso-wrap-distance-top:0;mso-wrap-distance-right:9pt;mso-wrap-distance-bottom:0;mso-position-horizontal:absolute;mso-position-horizontal-relative:text;mso-position-vertical:absolute;mso-position-vertical-relative:page;mso-width-percent:0;mso-height-percent:0;mso-width-relative:margin;mso-height-relative:margin;v-text-anchor:middle" o:gfxdata="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" filled="f" stroked="f" strokeweight=".5pt">
                 <v:textbox inset="0,,0">
                   <w:txbxContent>
                     <w:p>
@@ -552,7 +615,16 @@
                           <w:szCs w:val="34"/>
                           <w:lang w:val="en-US"/>
                         </w:rPr>
-                        <w:t>Winter Term 2025/2026</w:t>
+                        <w:t>Summer</w:t>
+                      </w:r>
+                      <w:r>
+                        <w:rPr>
+                          <w:color w:val="FFFFFF" w:themeColor="background1"/>
+                          <w:sz w:val="34"/>
+                          <w:szCs w:val="34"/>
+                          <w:lang w:val="en-US"/>
+                        </w:rPr>
+                        <w:t xml:space="preserve"> Term 2026</w:t>
                       </w:r>
                     </w:p>
                   </w:txbxContent>
@@ -627,7 +699,7 @@
                                 <w:szCs w:val="34"/>
                                 <w:lang w:val="en-US"/>
                               </w:rPr>
-                              <w:t>Numerical Studies of Transition and Turbulence in a Flat-Plate Boundary Layer</w:t>
+                              <w:t>Direct numerical simulations of turbulent boundary layers with curvature</w:t>
                             </w:r>
                           </w:p>
                         </w:txbxContent>
@@ -652,7 +724,7 @@
           </mc:Choice>
           <mc:Fallback>
             <w:pict>
-              <v:shape w14:anchorId="2718A483" id="_x0000_s1029" type="#_x0000_t202" style="position:absolute;margin-left:-.35pt;margin-top:649.95pt;width:490.35pt;height:111.4pt;z-index:251663360;visibility:visible;mso-wrap-style:square;mso-width-percent:0;mso-height-percent:0;mso-wrap-distance-left:9pt;mso-wrap-distance-top:0;mso-wrap-distance-right:9pt;mso-wrap-distance-bottom:0;mso-position-horizontal:absolute;mso-position-horizontal-relative:text;mso-position-vertical:absolute;mso-position-vertical-relative:page;mso-width-percent:0;mso-height-percent:0;mso-width-relative:margin;mso-height-relative:margin;v-text-anchor:middle" o:gfxdata="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" filled="f" stroked="f" strokeweight=".5pt">
+              <v:shape w14:anchorId="2718A483" id="_x0000_s1029" type="#_x0000_t202" style="position:absolute;margin-left:-.35pt;margin-top:649.95pt;width:490.35pt;height:111.4pt;z-index:251663360;visibility:visible;mso-wrap-style:square;mso-width-percent:0;mso-height-percent:0;mso-wrap-distance-left:9pt;mso-wrap-distance-top:0;mso-wrap-distance-right:9pt;mso-wrap-distance-bottom:0;mso-position-horizontal:absolute;mso-position-horizontal-relative:text;mso-position-vertical:absolute;mso-position-vertical-relative:page;mso-width-percent:0;mso-height-percent:0;mso-width-relative:margin;mso-height-relative:margin;v-text-anchor:middle" o:gfxdata="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" filled="f" stroked="f" strokeweight=".5pt">
                 <v:textbox inset="0,,0">
                   <w:txbxContent>
                     <w:p>
@@ -679,7 +751,7 @@
                           <w:szCs w:val="34"/>
                           <w:lang w:val="en-US"/>
                         </w:rPr>
-                        <w:t>Numerical Studies of Transition and Turbulence in a Flat-Plate Boundary Layer</w:t>
+                        <w:t>Direct numerical simulations of turbulent boundary layers with curvature</w:t>
                       </w:r>
                     </w:p>
                   </w:txbxContent>
@@ -746,7 +818,25 @@
                                 <w:szCs w:val="48"/>
                                 <w:lang w:val="en-US"/>
                               </w:rPr>
-                              <w:t>Philipp Schlatter</w:t>
+                              <w:t>Marlene</w:t>
+                            </w:r>
+                            <w:r>
+                              <w:rPr>
+                                <w:color w:val="FFFFFF" w:themeColor="background1"/>
+                                <w:sz w:val="48"/>
+                                <w:szCs w:val="48"/>
+                                <w:lang w:val="en-US"/>
+                              </w:rPr>
+                              <w:t xml:space="preserve"> </w:t>
+                            </w:r>
+                            <w:r>
+                              <w:rPr>
+                                <w:color w:val="FFFFFF" w:themeColor="background1"/>
+                                <w:sz w:val="48"/>
+                                <w:szCs w:val="48"/>
+                                <w:lang w:val="en-US"/>
+                              </w:rPr>
+                              <w:t>Ziegler</w:t>
                             </w:r>
                           </w:p>
                         </w:txbxContent>
@@ -771,7 +861,7 @@
           </mc:Choice>
           <mc:Fallback>
             <w:pict>
-              <v:shape w14:anchorId="4D48D17A" id="_x0000_s1030" type="#_x0000_t202" style="position:absolute;margin-left:-.35pt;margin-top:536.25pt;width:490.35pt;height:111.4pt;z-index:251661312;visibility:visible;mso-wrap-style:square;mso-width-percent:0;mso-height-percent:0;mso-wrap-distance-left:9pt;mso-wrap-distance-top:0;mso-wrap-distance-right:9pt;mso-wrap-distance-bottom:0;mso-position-horizontal:absolute;mso-position-horizontal-relative:text;mso-position-vertical:absolute;mso-position-vertical-relative:page;mso-width-percent:0;mso-height-percent:0;mso-width-relative:margin;mso-height-relative:margin;v-text-anchor:middle" o:gfxdata="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" filled="f" stroked="f" strokeweight=".5pt">
+              <v:shape w14:anchorId="4D48D17A" id="_x0000_s1030" type="#_x0000_t202" style="position:absolute;margin-left:-.35pt;margin-top:536.25pt;width:490.35pt;height:111.4pt;z-index:251661312;visibility:visible;mso-wrap-style:square;mso-width-percent:0;mso-height-percent:0;mso-wrap-distance-left:9pt;mso-wrap-distance-top:0;mso-wrap-distance-right:9pt;mso-wrap-distance-bottom:0;mso-position-horizontal:absolute;mso-position-horizontal-relative:text;mso-position-vertical:absolute;mso-position-vertical-relative:page;mso-width-percent:0;mso-height-percent:0;mso-width-relative:margin;mso-height-relative:margin;v-text-anchor:middle" o:gfxdata="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" filled="f" stroked="f" strokeweight=".5pt">
                 <v:textbox inset="0,,0">
                   <w:txbxContent>
                     <w:p>
@@ -790,7 +880,25 @@
                           <w:szCs w:val="48"/>
                           <w:lang w:val="en-US"/>
                         </w:rPr>
-                        <w:t>Philipp Schlatter</w:t>
+                        <w:t>Marlene</w:t>
+                      </w:r>
+                      <w:r>
+                        <w:rPr>
+                          <w:color w:val="FFFFFF" w:themeColor="background1"/>
+                          <w:sz w:val="48"/>
+                          <w:szCs w:val="48"/>
+                          <w:lang w:val="en-US"/>
+                        </w:rPr>
+                        <w:t xml:space="preserve"> </w:t>
+                      </w:r>
+                      <w:r>
+                        <w:rPr>
+                          <w:color w:val="FFFFFF" w:themeColor="background1"/>
+                          <w:sz w:val="48"/>
+                          <w:szCs w:val="48"/>
+                          <w:lang w:val="en-US"/>
+                        </w:rPr>
+                        <w:t>Ziegler</w:t>
                       </w:r>
                     </w:p>
                   </w:txbxContent>
@@ -820,7 +928,7 @@
 </file>
 
 <file path=word/endnotes.xml><?xml version="1.0" encoding="utf-8"?>
-<w:endnotes xmlns:wpc="http://schemas.microsoft.com/office/word/2010/wordprocessingCanvas" xmlns:cx="http://schemas.microsoft.com/office/drawing/2014/chartex" xmlns:cx1="http://schemas.microsoft.com/office/drawing/2015/9/8/chartex" xmlns:cx2="http://schemas.microsoft.com/office/drawing/2015/10/21/chartex" xmlns:cx3="http://schemas.microsoft.com/office/drawing/2016/5/9/chartex" xmlns:cx4="http://schemas.microsoft.com/office/drawing/2016/5/10/chartex" xmlns:cx5="http://schemas.microsoft.com/office/drawing/2016/5/11/chartex" xmlns:cx6="http://schemas.microsoft.com/office/drawing/2016/5/12/chartex" xmlns:cx7="http://schemas.microsoft.com/office/drawing/2016/5/13/chartex" xmlns:cx8="http://schemas.microsoft.com/office/drawing/2016/5/14/chartex" xmlns:mc="http://schemas.openxmlformats.org/markup-compatibility/2006" xmlns:aink="http://schemas.microsoft.com/office/drawing/2016/ink" xmlns:am3d="http://schemas.microsoft.com/office/drawing/2017/model3d" xmlns:o="urn:schemas-microsoft-com:office:office" xmlns:oel="http://schemas.microsoft.com/office/2019/extlst" xmlns:r="http://schemas.openxmlformats.org/officeDocument/2006/relationships" xmlns:m="http://schemas.openxmlformats.org/officeDocument/2006/math" xmlns:v="urn:schemas-microsoft-com:vml" xmlns:wp14="http://schemas.microsoft.com/office/word/2010/wordprocessingDrawing" xmlns:wp="http://schemas.openxmlformats.org/drawingml/2006/wordprocessingDrawing" xmlns:w10="urn:schemas-microsoft-com:office:word" xmlns:w="http://schemas.openxmlformats.org/wordprocessingml/2006/main" xmlns:w14="http://schemas.microsoft.com/office/word/2010/wordml" xmlns:w15="http://schemas.microsoft.com/office/word/2012/wordml" xmlns:w16cex="http://schemas.microsoft.com/office/word/2018/wordml/cex" xmlns:w16cid="http://schemas.microsoft.com/office/word/2016/wordml/cid" xmlns:w16="http://schemas.microsoft.com/office/word/2018/wordml" xmlns:w16du="http://schemas.microsoft.com/office/word/2023/wordml/word16du" xmlns:w16sdtdh="http://schemas.microsoft.com/office/word/2020/wordml/sdtdatahash" xmlns:w16sdtfl="http://schemas.microsoft.com/office/word/2024/wordml/sdtformatlock" xmlns:w16se="http://schemas.microsoft.com/office/word/2015/wordml/symex" xmlns:wpg="http://schemas.microsoft.com/office/word/2010/wordprocessingGroup" xmlns:wpi="http://schemas.microsoft.com/office/word/2010/wordprocessingInk" xmlns:wne="http://schemas.microsoft.com/office/word/2006/wordml" xmlns:wps="http://schemas.microsoft.com/office/word/2010/wordprocessingShape" mc:Ignorable="w14 w15 w16se w16cid w16 w16cex w16sdtdh w16sdtfl w16du wp14">
+<w:endnotes xmlns:wpc="http://schemas.microsoft.com/office/word/2010/wordprocessingCanvas" xmlns:cx="http://schemas.microsoft.com/office/drawing/2014/chartex" xmlns:cx1="http://schemas.microsoft.com/office/drawing/2015/9/8/chartex" xmlns:cx2="http://schemas.microsoft.com/office/drawing/2015/10/21/chartex" xmlns:cx3="http://schemas.microsoft.com/office/drawing/2016/5/9/chartex" xmlns:cx4="http://schemas.microsoft.com/office/drawing/2016/5/10/chartex" xmlns:cx5="http://schemas.microsoft.com/office/drawing/2016/5/11/chartex" xmlns:cx6="http://schemas.microsoft.com/office/drawing/2016/5/12/chartex" xmlns:cx7="http://schemas.microsoft.com/office/drawing/2016/5/13/chartex" xmlns:cx8="http://schemas.microsoft.com/office/drawing/2016/5/14/chartex" xmlns:mc="http://schemas.openxmlformats.org/markup-compatibility/2006" xmlns:m="http://schemas.openxmlformats.org/officeDocument/2006/math" xmlns:aink="http://schemas.microsoft.com/office/drawing/2016/ink" xmlns:am3d="http://schemas.microsoft.com/office/drawing/2017/model3d" xmlns:oel="http://schemas.microsoft.com/office/2019/extlst" xmlns:r="http://schemas.openxmlformats.org/officeDocument/2006/relationships" xmlns:wp14="http://schemas.microsoft.com/office/word/2010/wordprocessingDrawing" xmlns:wp="http://schemas.openxmlformats.org/drawingml/2006/wordprocessingDrawing" xmlns:wpg="http://schemas.microsoft.com/office/word/2010/wordprocessingGroup" xmlns:wpi="http://schemas.microsoft.com/office/word/2010/wordprocessingInk" xmlns:wps="http://schemas.microsoft.com/office/word/2010/wordprocessingShape" xmlns:o="urn:schemas-microsoft-com:office:office" xmlns:v="urn:schemas-microsoft-com:vml" xmlns:w10="urn:schemas-microsoft-com:office:word" xmlns:w="http://schemas.openxmlformats.org/wordprocessingml/2006/main" xmlns:w14="http://schemas.microsoft.com/office/word/2010/wordml" xmlns:w15="http://schemas.microsoft.com/office/word/2012/wordml" xmlns:w16cei="http://schemas.microsoft.com/office/word/2026/wordml/cei" xmlns:w16cex="http://schemas.microsoft.com/office/word/2018/wordml/cex" xmlns:w16cid="http://schemas.microsoft.com/office/word/2016/wordml/cid" xmlns:w16="http://schemas.microsoft.com/office/word/2018/wordml" xmlns:w16sdtdh="http://schemas.microsoft.com/office/word/2020/wordml/sdtdatahash" xmlns:w16sdtfl="http://schemas.microsoft.com/office/word/2024/wordml/sdtformatlock" xmlns:w16se="http://schemas.microsoft.com/office/word/2015/wordml/symex" xmlns:w16du="http://schemas.microsoft.com/office/word/2023/wordml/word16du" xmlns:wne="http://schemas.microsoft.com/office/word/2006/wordml" mc:Ignorable="w14 w15 w16se w16cid w16 w16cex w16sdtdh w16sdtfl w16du wp14">
   <w:endnote w:type="separator" w:id="-1">
     <w:p>
       <w:pPr>
@@ -845,37 +953,37 @@
 </file>
 
 <file path=word/footer1.xml><?xml version="1.0" encoding="utf-8"?>
-<w:ftr xmlns:wpc="http://schemas.microsoft.com/office/word/2010/wordprocessingCanvas" xmlns:cx="http://schemas.microsoft.com/office/drawing/2014/chartex" xmlns:cx1="http://schemas.microsoft.com/office/drawing/2015/9/8/chartex" xmlns:cx2="http://schemas.microsoft.com/office/drawing/2015/10/21/chartex" xmlns:cx3="http://schemas.microsoft.com/office/drawing/2016/5/9/chartex" xmlns:cx4="http://schemas.microsoft.com/office/drawing/2016/5/10/chartex" xmlns:cx5="http://schemas.microsoft.com/office/drawing/2016/5/11/chartex" xmlns:cx6="http://schemas.microsoft.com/office/drawing/2016/5/12/chartex" xmlns:cx7="http://schemas.microsoft.com/office/drawing/2016/5/13/chartex" xmlns:cx8="http://schemas.microsoft.com/office/drawing/2016/5/14/chartex" xmlns:mc="http://schemas.openxmlformats.org/markup-compatibility/2006" xmlns:aink="http://schemas.microsoft.com/office/drawing/2016/ink" xmlns:am3d="http://schemas.microsoft.com/office/drawing/2017/model3d" xmlns:o="urn:schemas-microsoft-com:office:office" xmlns:oel="http://schemas.microsoft.com/office/2019/extlst" xmlns:r="http://schemas.openxmlformats.org/officeDocument/2006/relationships" xmlns:m="http://schemas.openxmlformats.org/officeDocument/2006/math" xmlns:v="urn:schemas-microsoft-com:vml" xmlns:wp14="http://schemas.microsoft.com/office/word/2010/wordprocessingDrawing" xmlns:wp="http://schemas.openxmlformats.org/drawingml/2006/wordprocessingDrawing" xmlns:w10="urn:schemas-microsoft-com:office:word" xmlns:w="http://schemas.openxmlformats.org/wordprocessingml/2006/main" xmlns:w14="http://schemas.microsoft.com/office/word/2010/wordml" xmlns:w15="http://schemas.microsoft.com/office/word/2012/wordml" xmlns:w16cex="http://schemas.microsoft.com/office/word/2018/wordml/cex" xmlns:w16cid="http://schemas.microsoft.com/office/word/2016/wordml/cid" xmlns:w16="http://schemas.microsoft.com/office/word/2018/wordml" xmlns:w16du="http://schemas.microsoft.com/office/word/2023/wordml/word16du" xmlns:w16sdtdh="http://schemas.microsoft.com/office/word/2020/wordml/sdtdatahash" xmlns:w16sdtfl="http://schemas.microsoft.com/office/word/2024/wordml/sdtformatlock" xmlns:w16se="http://schemas.microsoft.com/office/word/2015/wordml/symex" xmlns:wpg="http://schemas.microsoft.com/office/word/2010/wordprocessingGroup" xmlns:wpi="http://schemas.microsoft.com/office/word/2010/wordprocessingInk" xmlns:wne="http://schemas.microsoft.com/office/word/2006/wordml" xmlns:wps="http://schemas.microsoft.com/office/word/2010/wordprocessingShape" mc:Ignorable="w14 w15 w16se w16cid w16 w16cex w16sdtdh w16sdtfl w16du wp14">
+<w:ftr xmlns:wpc="http://schemas.microsoft.com/office/word/2010/wordprocessingCanvas" xmlns:cx="http://schemas.microsoft.com/office/drawing/2014/chartex" xmlns:cx1="http://schemas.microsoft.com/office/drawing/2015/9/8/chartex" xmlns:cx2="http://schemas.microsoft.com/office/drawing/2015/10/21/chartex" xmlns:cx3="http://schemas.microsoft.com/office/drawing/2016/5/9/chartex" xmlns:cx4="http://schemas.microsoft.com/office/drawing/2016/5/10/chartex" xmlns:cx5="http://schemas.microsoft.com/office/drawing/2016/5/11/chartex" xmlns:cx6="http://schemas.microsoft.com/office/drawing/2016/5/12/chartex" xmlns:cx7="http://schemas.microsoft.com/office/drawing/2016/5/13/chartex" xmlns:cx8="http://schemas.microsoft.com/office/drawing/2016/5/14/chartex" xmlns:mc="http://schemas.openxmlformats.org/markup-compatibility/2006" xmlns:m="http://schemas.openxmlformats.org/officeDocument/2006/math" xmlns:aink="http://schemas.microsoft.com/office/drawing/2016/ink" xmlns:am3d="http://schemas.microsoft.com/office/drawing/2017/model3d" xmlns:oel="http://schemas.microsoft.com/office/2019/extlst" xmlns:r="http://schemas.openxmlformats.org/officeDocument/2006/relationships" xmlns:wp14="http://schemas.microsoft.com/office/word/2010/wordprocessingDrawing" xmlns:wp="http://schemas.openxmlformats.org/drawingml/2006/wordprocessingDrawing" xmlns:wpg="http://schemas.microsoft.com/office/word/2010/wordprocessingGroup" xmlns:wpi="http://schemas.microsoft.com/office/word/2010/wordprocessingInk" xmlns:wps="http://schemas.microsoft.com/office/word/2010/wordprocessingShape" xmlns:o="urn:schemas-microsoft-com:office:office" xmlns:v="urn:schemas-microsoft-com:vml" xmlns:w10="urn:schemas-microsoft-com:office:word" xmlns:w="http://schemas.openxmlformats.org/wordprocessingml/2006/main" xmlns:w14="http://schemas.microsoft.com/office/word/2010/wordml" xmlns:w15="http://schemas.microsoft.com/office/word/2012/wordml" xmlns:w16cei="http://schemas.microsoft.com/office/word/2026/wordml/cei" xmlns:w16cex="http://schemas.microsoft.com/office/word/2018/wordml/cex" xmlns:w16cid="http://schemas.microsoft.com/office/word/2016/wordml/cid" xmlns:w16="http://schemas.microsoft.com/office/word/2018/wordml" xmlns:w16sdtdh="http://schemas.microsoft.com/office/word/2020/wordml/sdtdatahash" xmlns:w16sdtfl="http://schemas.microsoft.com/office/word/2024/wordml/sdtformatlock" xmlns:w16se="http://schemas.microsoft.com/office/word/2015/wordml/symex" xmlns:w16du="http://schemas.microsoft.com/office/word/2023/wordml/word16du" xmlns:wne="http://schemas.microsoft.com/office/word/2006/wordml" mc:Ignorable="w14 w15 w16se w16cid w16 w16cex w16sdtdh w16sdtfl w16du wp14">
   <w:p>
     <w:pPr>
-      <w:pStyle w:val="Footer"/>
+      <w:pStyle w:val="Fuzeile"/>
     </w:pPr>
   </w:p>
 </w:ftr>
 </file>
 
 <file path=word/footer2.xml><?xml version="1.0" encoding="utf-8"?>
-<w:ftr xmlns:wpc="http://schemas.microsoft.com/office/word/2010/wordprocessingCanvas" xmlns:cx="http://schemas.microsoft.com/office/drawing/2014/chartex" xmlns:cx1="http://schemas.microsoft.com/office/drawing/2015/9/8/chartex" xmlns:cx2="http://schemas.microsoft.com/office/drawing/2015/10/21/chartex" xmlns:cx3="http://schemas.microsoft.com/office/drawing/2016/5/9/chartex" xmlns:cx4="http://schemas.microsoft.com/office/drawing/2016/5/10/chartex" xmlns:cx5="http://schemas.microsoft.com/office/drawing/2016/5/11/chartex" xmlns:cx6="http://schemas.microsoft.com/office/drawing/2016/5/12/chartex" xmlns:cx7="http://schemas.microsoft.com/office/drawing/2016/5/13/chartex" xmlns:cx8="http://schemas.microsoft.com/office/drawing/2016/5/14/chartex" xmlns:mc="http://schemas.openxmlformats.org/markup-compatibility/2006" xmlns:aink="http://schemas.microsoft.com/office/drawing/2016/ink" xmlns:am3d="http://schemas.microsoft.com/office/drawing/2017/model3d" xmlns:o="urn:schemas-microsoft-com:office:office" xmlns:oel="http://schemas.microsoft.com/office/2019/extlst" xmlns:r="http://schemas.openxmlformats.org/officeDocument/2006/relationships" xmlns:m="http://schemas.openxmlformats.org/officeDocument/2006/math" xmlns:v="urn:schemas-microsoft-com:vml" xmlns:wp14="http://schemas.microsoft.com/office/word/2010/wordprocessingDrawing" xmlns:wp="http://schemas.openxmlformats.org/drawingml/2006/wordprocessingDrawing" xmlns:w10="urn:schemas-microsoft-com:office:word" xmlns:w="http://schemas.openxmlformats.org/wordprocessingml/2006/main" xmlns:w14="http://schemas.microsoft.com/office/word/2010/wordml" xmlns:w15="http://schemas.microsoft.com/office/word/2012/wordml" xmlns:w16cex="http://schemas.microsoft.com/office/word/2018/wordml/cex" xmlns:w16cid="http://schemas.microsoft.com/office/word/2016/wordml/cid" xmlns:w16="http://schemas.microsoft.com/office/word/2018/wordml" xmlns:w16du="http://schemas.microsoft.com/office/word/2023/wordml/word16du" xmlns:w16sdtdh="http://schemas.microsoft.com/office/word/2020/wordml/sdtdatahash" xmlns:w16sdtfl="http://schemas.microsoft.com/office/word/2024/wordml/sdtformatlock" xmlns:w16se="http://schemas.microsoft.com/office/word/2015/wordml/symex" xmlns:wpg="http://schemas.microsoft.com/office/word/2010/wordprocessingGroup" xmlns:wpi="http://schemas.microsoft.com/office/word/2010/wordprocessingInk" xmlns:wne="http://schemas.microsoft.com/office/word/2006/wordml" xmlns:wps="http://schemas.microsoft.com/office/word/2010/wordprocessingShape" mc:Ignorable="w14 w15 w16se w16cid w16 w16cex w16sdtdh w16sdtfl w16du wp14">
+<w:ftr xmlns:wpc="http://schemas.microsoft.com/office/word/2010/wordprocessingCanvas" xmlns:cx="http://schemas.microsoft.com/office/drawing/2014/chartex" xmlns:cx1="http://schemas.microsoft.com/office/drawing/2015/9/8/chartex" xmlns:cx2="http://schemas.microsoft.com/office/drawing/2015/10/21/chartex" xmlns:cx3="http://schemas.microsoft.com/office/drawing/2016/5/9/chartex" xmlns:cx4="http://schemas.microsoft.com/office/drawing/2016/5/10/chartex" xmlns:cx5="http://schemas.microsoft.com/office/drawing/2016/5/11/chartex" xmlns:cx6="http://schemas.microsoft.com/office/drawing/2016/5/12/chartex" xmlns:cx7="http://schemas.microsoft.com/office/drawing/2016/5/13/chartex" xmlns:cx8="http://schemas.microsoft.com/office/drawing/2016/5/14/chartex" xmlns:mc="http://schemas.openxmlformats.org/markup-compatibility/2006" xmlns:m="http://schemas.openxmlformats.org/officeDocument/2006/math" xmlns:aink="http://schemas.microsoft.com/office/drawing/2016/ink" xmlns:am3d="http://schemas.microsoft.com/office/drawing/2017/model3d" xmlns:oel="http://schemas.microsoft.com/office/2019/extlst" xmlns:r="http://schemas.openxmlformats.org/officeDocument/2006/relationships" xmlns:wp14="http://schemas.microsoft.com/office/word/2010/wordprocessingDrawing" xmlns:wp="http://schemas.openxmlformats.org/drawingml/2006/wordprocessingDrawing" xmlns:wpg="http://schemas.microsoft.com/office/word/2010/wordprocessingGroup" xmlns:wpi="http://schemas.microsoft.com/office/word/2010/wordprocessingInk" xmlns:wps="http://schemas.microsoft.com/office/word/2010/wordprocessingShape" xmlns:o="urn:schemas-microsoft-com:office:office" xmlns:v="urn:schemas-microsoft-com:vml" xmlns:w10="urn:schemas-microsoft-com:office:word" xmlns:w="http://schemas.openxmlformats.org/wordprocessingml/2006/main" xmlns:w14="http://schemas.microsoft.com/office/word/2010/wordml" xmlns:w15="http://schemas.microsoft.com/office/word/2012/wordml" xmlns:w16cei="http://schemas.microsoft.com/office/word/2026/wordml/cei" xmlns:w16cex="http://schemas.microsoft.com/office/word/2018/wordml/cex" xmlns:w16cid="http://schemas.microsoft.com/office/word/2016/wordml/cid" xmlns:w16="http://schemas.microsoft.com/office/word/2018/wordml" xmlns:w16sdtdh="http://schemas.microsoft.com/office/word/2020/wordml/sdtdatahash" xmlns:w16sdtfl="http://schemas.microsoft.com/office/word/2024/wordml/sdtformatlock" xmlns:w16se="http://schemas.microsoft.com/office/word/2015/wordml/symex" xmlns:w16du="http://schemas.microsoft.com/office/word/2023/wordml/word16du" xmlns:wne="http://schemas.microsoft.com/office/word/2006/wordml" mc:Ignorable="w14 w15 w16se w16cid w16 w16cex w16sdtdh w16sdtfl w16du wp14">
   <w:p>
     <w:pPr>
-      <w:pStyle w:val="Footer"/>
+      <w:pStyle w:val="Fuzeile"/>
     </w:pPr>
   </w:p>
 </w:ftr>
 </file>
 
 <file path=word/footer3.xml><?xml version="1.0" encoding="utf-8"?>
-<w:ftr xmlns:wpc="http://schemas.microsoft.com/office/word/2010/wordprocessingCanvas" xmlns:cx="http://schemas.microsoft.com/office/drawing/2014/chartex" xmlns:cx1="http://schemas.microsoft.com/office/drawing/2015/9/8/chartex" xmlns:cx2="http://schemas.microsoft.com/office/drawing/2015/10/21/chartex" xmlns:cx3="http://schemas.microsoft.com/office/drawing/2016/5/9/chartex" xmlns:cx4="http://schemas.microsoft.com/office/drawing/2016/5/10/chartex" xmlns:cx5="http://schemas.microsoft.com/office/drawing/2016/5/11/chartex" xmlns:cx6="http://schemas.microsoft.com/office/drawing/2016/5/12/chartex" xmlns:cx7="http://schemas.microsoft.com/office/drawing/2016/5/13/chartex" xmlns:cx8="http://schemas.microsoft.com/office/drawing/2016/5/14/chartex" xmlns:mc="http://schemas.openxmlformats.org/markup-compatibility/2006" xmlns:aink="http://schemas.microsoft.com/office/drawing/2016/ink" xmlns:am3d="http://schemas.microsoft.com/office/drawing/2017/model3d" xmlns:o="urn:schemas-microsoft-com:office:office" xmlns:oel="http://schemas.microsoft.com/office/2019/extlst" xmlns:r="http://schemas.openxmlformats.org/officeDocument/2006/relationships" xmlns:m="http://schemas.openxmlformats.org/officeDocument/2006/math" xmlns:v="urn:schemas-microsoft-com:vml" xmlns:wp14="http://schemas.microsoft.com/office/word/2010/wordprocessingDrawing" xmlns:wp="http://schemas.openxmlformats.org/drawingml/2006/wordprocessingDrawing" xmlns:w10="urn:schemas-microsoft-com:office:word" xmlns:w="http://schemas.openxmlformats.org/wordprocessingml/2006/main" xmlns:w14="http://schemas.microsoft.com/office/word/2010/wordml" xmlns:w15="http://schemas.microsoft.com/office/word/2012/wordml" xmlns:w16cex="http://schemas.microsoft.com/office/word/2018/wordml/cex" xmlns:w16cid="http://schemas.microsoft.com/office/word/2016/wordml/cid" xmlns:w16="http://schemas.microsoft.com/office/word/2018/wordml" xmlns:w16du="http://schemas.microsoft.com/office/word/2023/wordml/word16du" xmlns:w16sdtdh="http://schemas.microsoft.com/office/word/2020/wordml/sdtdatahash" xmlns:w16sdtfl="http://schemas.microsoft.com/office/word/2024/wordml/sdtformatlock" xmlns:w16se="http://schemas.microsoft.com/office/word/2015/wordml/symex" xmlns:wpg="http://schemas.microsoft.com/office/word/2010/wordprocessingGroup" xmlns:wpi="http://schemas.microsoft.com/office/word/2010/wordprocessingInk" xmlns:wne="http://schemas.microsoft.com/office/word/2006/wordml" xmlns:wps="http://schemas.microsoft.com/office/word/2010/wordprocessingShape" mc:Ignorable="w14 w15 w16se w16cid w16 w16cex w16sdtdh w16sdtfl w16du wp14">
+<w:ftr xmlns:wpc="http://schemas.microsoft.com/office/word/2010/wordprocessingCanvas" xmlns:cx="http://schemas.microsoft.com/office/drawing/2014/chartex" xmlns:cx1="http://schemas.microsoft.com/office/drawing/2015/9/8/chartex" xmlns:cx2="http://schemas.microsoft.com/office/drawing/2015/10/21/chartex" xmlns:cx3="http://schemas.microsoft.com/office/drawing/2016/5/9/chartex" xmlns:cx4="http://schemas.microsoft.com/office/drawing/2016/5/10/chartex" xmlns:cx5="http://schemas.microsoft.com/office/drawing/2016/5/11/chartex" xmlns:cx6="http://schemas.microsoft.com/office/drawing/2016/5/12/chartex" xmlns:cx7="http://schemas.microsoft.com/office/drawing/2016/5/13/chartex" xmlns:cx8="http://schemas.microsoft.com/office/drawing/2016/5/14/chartex" xmlns:mc="http://schemas.openxmlformats.org/markup-compatibility/2006" xmlns:m="http://schemas.openxmlformats.org/officeDocument/2006/math" xmlns:aink="http://schemas.microsoft.com/office/drawing/2016/ink" xmlns:am3d="http://schemas.microsoft.com/office/drawing/2017/model3d" xmlns:oel="http://schemas.microsoft.com/office/2019/extlst" xmlns:r="http://schemas.openxmlformats.org/officeDocument/2006/relationships" xmlns:wp14="http://schemas.microsoft.com/office/word/2010/wordprocessingDrawing" xmlns:wp="http://schemas.openxmlformats.org/drawingml/2006/wordprocessingDrawing" xmlns:wpg="http://schemas.microsoft.com/office/word/2010/wordprocessingGroup" xmlns:wpi="http://schemas.microsoft.com/office/word/2010/wordprocessingInk" xmlns:wps="http://schemas.microsoft.com/office/word/2010/wordprocessingShape" xmlns:o="urn:schemas-microsoft-com:office:office" xmlns:v="urn:schemas-microsoft-com:vml" xmlns:w10="urn:schemas-microsoft-com:office:word" xmlns:w="http://schemas.openxmlformats.org/wordprocessingml/2006/main" xmlns:w14="http://schemas.microsoft.com/office/word/2010/wordml" xmlns:w15="http://schemas.microsoft.com/office/word/2012/wordml" xmlns:w16cei="http://schemas.microsoft.com/office/word/2026/wordml/cei" xmlns:w16cex="http://schemas.microsoft.com/office/word/2018/wordml/cex" xmlns:w16cid="http://schemas.microsoft.com/office/word/2016/wordml/cid" xmlns:w16="http://schemas.microsoft.com/office/word/2018/wordml" xmlns:w16sdtdh="http://schemas.microsoft.com/office/word/2020/wordml/sdtdatahash" xmlns:w16sdtfl="http://schemas.microsoft.com/office/word/2024/wordml/sdtformatlock" xmlns:w16se="http://schemas.microsoft.com/office/word/2015/wordml/symex" xmlns:w16du="http://schemas.microsoft.com/office/word/2023/wordml/word16du" xmlns:wne="http://schemas.microsoft.com/office/word/2006/wordml" mc:Ignorable="w14 w15 w16se w16cid w16 w16cex w16sdtdh w16sdtfl w16du wp14">
   <w:p>
     <w:pPr>
-      <w:pStyle w:val="Footer"/>
+      <w:pStyle w:val="Fuzeile"/>
     </w:pPr>
   </w:p>
 </w:ftr>
 </file>
 
 <file path=word/footnotes.xml><?xml version="1.0" encoding="utf-8"?>
-<w:footnotes xmlns:wpc="http://schemas.microsoft.com/office/word/2010/wordprocessingCanvas" xmlns:cx="http://schemas.microsoft.com/office/drawing/2014/chartex" xmlns:cx1="http://schemas.microsoft.com/office/drawing/2015/9/8/chartex" xmlns:cx2="http://schemas.microsoft.com/office/drawing/2015/10/21/chartex" xmlns:cx3="http://schemas.microsoft.com/office/drawing/2016/5/9/chartex" xmlns:cx4="http://schemas.microsoft.com/office/drawing/2016/5/10/chartex" xmlns:cx5="http://schemas.microsoft.com/office/drawing/2016/5/11/chartex" xmlns:cx6="http://schemas.microsoft.com/office/drawing/2016/5/12/chartex" xmlns:cx7="http://schemas.microsoft.com/office/drawing/2016/5/13/chartex" xmlns:cx8="http://schemas.microsoft.com/office/drawing/2016/5/14/chartex" xmlns:mc="http://schemas.openxmlformats.org/markup-compatibility/2006" xmlns:aink="http://schemas.microsoft.com/office/drawing/2016/ink" xmlns:am3d="http://schemas.microsoft.com/office/drawing/2017/model3d" xmlns:o="urn:schemas-microsoft-com:office:office" xmlns:oel="http://schemas.microsoft.com/office/2019/extlst" xmlns:r="http://schemas.openxmlformats.org/officeDocument/2006/relationships" xmlns:m="http://schemas.openxmlformats.org/officeDocument/2006/math" xmlns:v="urn:schemas-microsoft-com:vml" xmlns:wp14="http://schemas.microsoft.com/office/word/2010/wordprocessingDrawing" xmlns:wp="http://schemas.openxmlformats.org/drawingml/2006/wordprocessingDrawing" xmlns:w10="urn:schemas-microsoft-com:office:word" xmlns:w="http://schemas.openxmlformats.org/wordprocessingml/2006/main" xmlns:w14="http://schemas.microsoft.com/office/word/2010/wordml" xmlns:w15="http://schemas.microsoft.com/office/word/2012/wordml" xmlns:w16cex="http://schemas.microsoft.com/office/word/2018/wordml/cex" xmlns:w16cid="http://schemas.microsoft.com/office/word/2016/wordml/cid" xmlns:w16="http://schemas.microsoft.com/office/word/2018/wordml" xmlns:w16du="http://schemas.microsoft.com/office/word/2023/wordml/word16du" xmlns:w16sdtdh="http://schemas.microsoft.com/office/word/2020/wordml/sdtdatahash" xmlns:w16sdtfl="http://schemas.microsoft.com/office/word/2024/wordml/sdtformatlock" xmlns:w16se="http://schemas.microsoft.com/office/word/2015/wordml/symex" xmlns:wpg="http://schemas.microsoft.com/office/word/2010/wordprocessingGroup" xmlns:wpi="http://schemas.microsoft.com/office/word/2010/wordprocessingInk" xmlns:wne="http://schemas.microsoft.com/office/word/2006/wordml" xmlns:wps="http://schemas.microsoft.com/office/word/2010/wordprocessingShape" mc:Ignorable="w14 w15 w16se w16cid w16 w16cex w16sdtdh w16sdtfl w16du wp14">
+<w:footnotes xmlns:wpc="http://schemas.microsoft.com/office/word/2010/wordprocessingCanvas" xmlns:cx="http://schemas.microsoft.com/office/drawing/2014/chartex" xmlns:cx1="http://schemas.microsoft.com/office/drawing/2015/9/8/chartex" xmlns:cx2="http://schemas.microsoft.com/office/drawing/2015/10/21/chartex" xmlns:cx3="http://schemas.microsoft.com/office/drawing/2016/5/9/chartex" xmlns:cx4="http://schemas.microsoft.com/office/drawing/2016/5/10/chartex" xmlns:cx5="http://schemas.microsoft.com/office/drawing/2016/5/11/chartex" xmlns:cx6="http://schemas.microsoft.com/office/drawing/2016/5/12/chartex" xmlns:cx7="http://schemas.microsoft.com/office/drawing/2016/5/13/chartex" xmlns:cx8="http://schemas.microsoft.com/office/drawing/2016/5/14/chartex" xmlns:mc="http://schemas.openxmlformats.org/markup-compatibility/2006" xmlns:m="http://schemas.openxmlformats.org/officeDocument/2006/math" xmlns:aink="http://schemas.microsoft.com/office/drawing/2016/ink" xmlns:am3d="http://schemas.microsoft.com/office/drawing/2017/model3d" xmlns:oel="http://schemas.microsoft.com/office/2019/extlst" xmlns:r="http://schemas.openxmlformats.org/officeDocument/2006/relationships" xmlns:wp14="http://schemas.microsoft.com/office/word/2010/wordprocessingDrawing" xmlns:wp="http://schemas.openxmlformats.org/drawingml/2006/wordprocessingDrawing" xmlns:wpg="http://schemas.microsoft.com/office/word/2010/wordprocessingGroup" xmlns:wpi="http://schemas.microsoft.com/office/word/2010/wordprocessingInk" xmlns:wps="http://schemas.microsoft.com/office/word/2010/wordprocessingShape" xmlns:o="urn:schemas-microsoft-com:office:office" xmlns:v="urn:schemas-microsoft-com:vml" xmlns:w10="urn:schemas-microsoft-com:office:word" xmlns:w="http://schemas.openxmlformats.org/wordprocessingml/2006/main" xmlns:w14="http://schemas.microsoft.com/office/word/2010/wordml" xmlns:w15="http://schemas.microsoft.com/office/word/2012/wordml" xmlns:w16cei="http://schemas.microsoft.com/office/word/2026/wordml/cei" xmlns:w16cex="http://schemas.microsoft.com/office/word/2018/wordml/cex" xmlns:w16cid="http://schemas.microsoft.com/office/word/2016/wordml/cid" xmlns:w16="http://schemas.microsoft.com/office/word/2018/wordml" xmlns:w16sdtdh="http://schemas.microsoft.com/office/word/2020/wordml/sdtdatahash" xmlns:w16sdtfl="http://schemas.microsoft.com/office/word/2024/wordml/sdtformatlock" xmlns:w16se="http://schemas.microsoft.com/office/word/2015/wordml/symex" xmlns:w16du="http://schemas.microsoft.com/office/word/2023/wordml/word16du" xmlns:wne="http://schemas.microsoft.com/office/word/2006/wordml" mc:Ignorable="w14 w15 w16se w16cid w16 w16cex w16sdtdh w16sdtfl w16du wp14">
   <w:footnote w:type="separator" w:id="-1">
     <w:p>
       <w:pPr>
@@ -900,16 +1008,16 @@
 </file>
 
 <file path=word/header1.xml><?xml version="1.0" encoding="utf-8"?>
-<w:hdr xmlns:wpc="http://schemas.microsoft.com/office/word/2010/wordprocessingCanvas" xmlns:cx="http://schemas.microsoft.com/office/drawing/2014/chartex" xmlns:cx1="http://schemas.microsoft.com/office/drawing/2015/9/8/chartex" xmlns:cx2="http://schemas.microsoft.com/office/drawing/2015/10/21/chartex" xmlns:cx3="http://schemas.microsoft.com/office/drawing/2016/5/9/chartex" xmlns:cx4="http://schemas.microsoft.com/office/drawing/2016/5/10/chartex" xmlns:cx5="http://schemas.microsoft.com/office/drawing/2016/5/11/chartex" xmlns:cx6="http://schemas.microsoft.com/office/drawing/2016/5/12/chartex" xmlns:cx7="http://schemas.microsoft.com/office/drawing/2016/5/13/chartex" xmlns:cx8="http://schemas.microsoft.com/office/drawing/2016/5/14/chartex" xmlns:mc="http://schemas.openxmlformats.org/markup-compatibility/2006" xmlns:aink="http://schemas.microsoft.com/office/drawing/2016/ink" xmlns:am3d="http://schemas.microsoft.com/office/drawing/2017/model3d" xmlns:o="urn:schemas-microsoft-com:office:office" xmlns:oel="http://schemas.microsoft.com/office/2019/extlst" xmlns:r="http://schemas.openxmlformats.org/officeDocument/2006/relationships" xmlns:m="http://schemas.openxmlformats.org/officeDocument/2006/math" xmlns:v="urn:schemas-microsoft-com:vml" xmlns:wp14="http://schemas.microsoft.com/office/word/2010/wordprocessingDrawing" xmlns:wp="http://schemas.openxmlformats.org/drawingml/2006/wordprocessingDrawing" xmlns:w10="urn:schemas-microsoft-com:office:word" xmlns:w="http://schemas.openxmlformats.org/wordprocessingml/2006/main" xmlns:w14="http://schemas.microsoft.com/office/word/2010/wordml" xmlns:w15="http://schemas.microsoft.com/office/word/2012/wordml" xmlns:w16cex="http://schemas.microsoft.com/office/word/2018/wordml/cex" xmlns:w16cid="http://schemas.microsoft.com/office/word/2016/wordml/cid" xmlns:w16="http://schemas.microsoft.com/office/word/2018/wordml" xmlns:w16du="http://schemas.microsoft.com/office/word/2023/wordml/word16du" xmlns:w16sdtdh="http://schemas.microsoft.com/office/word/2020/wordml/sdtdatahash" xmlns:w16sdtfl="http://schemas.microsoft.com/office/word/2024/wordml/sdtformatlock" xmlns:w16se="http://schemas.microsoft.com/office/word/2015/wordml/symex" xmlns:wpg="http://schemas.microsoft.com/office/word/2010/wordprocessingGroup" xmlns:wpi="http://schemas.microsoft.com/office/word/2010/wordprocessingInk" xmlns:wne="http://schemas.microsoft.com/office/word/2006/wordml" xmlns:wps="http://schemas.microsoft.com/office/word/2010/wordprocessingShape" mc:Ignorable="w14 w15 w16se w16cid w16 w16cex w16sdtdh w16sdtfl w16du wp14">
+<w:hdr xmlns:wpc="http://schemas.microsoft.com/office/word/2010/wordprocessingCanvas" xmlns:cx="http://schemas.microsoft.com/office/drawing/2014/chartex" xmlns:cx1="http://schemas.microsoft.com/office/drawing/2015/9/8/chartex" xmlns:cx2="http://schemas.microsoft.com/office/drawing/2015/10/21/chartex" xmlns:cx3="http://schemas.microsoft.com/office/drawing/2016/5/9/chartex" xmlns:cx4="http://schemas.microsoft.com/office/drawing/2016/5/10/chartex" xmlns:cx5="http://schemas.microsoft.com/office/drawing/2016/5/11/chartex" xmlns:cx6="http://schemas.microsoft.com/office/drawing/2016/5/12/chartex" xmlns:cx7="http://schemas.microsoft.com/office/drawing/2016/5/13/chartex" xmlns:cx8="http://schemas.microsoft.com/office/drawing/2016/5/14/chartex" xmlns:mc="http://schemas.openxmlformats.org/markup-compatibility/2006" xmlns:m="http://schemas.openxmlformats.org/officeDocument/2006/math" xmlns:aink="http://schemas.microsoft.com/office/drawing/2016/ink" xmlns:am3d="http://schemas.microsoft.com/office/drawing/2017/model3d" xmlns:oel="http://schemas.microsoft.com/office/2019/extlst" xmlns:r="http://schemas.openxmlformats.org/officeDocument/2006/relationships" xmlns:wp14="http://schemas.microsoft.com/office/word/2010/wordprocessingDrawing" xmlns:wp="http://schemas.openxmlformats.org/drawingml/2006/wordprocessingDrawing" xmlns:wpg="http://schemas.microsoft.com/office/word/2010/wordprocessingGroup" xmlns:wpi="http://schemas.microsoft.com/office/word/2010/wordprocessingInk" xmlns:wps="http://schemas.microsoft.com/office/word/2010/wordprocessingShape" xmlns:o="urn:schemas-microsoft-com:office:office" xmlns:v="urn:schemas-microsoft-com:vml" xmlns:w10="urn:schemas-microsoft-com:office:word" xmlns:w="http://schemas.openxmlformats.org/wordprocessingml/2006/main" xmlns:w14="http://schemas.microsoft.com/office/word/2010/wordml" xmlns:w15="http://schemas.microsoft.com/office/word/2012/wordml" xmlns:w16cei="http://schemas.microsoft.com/office/word/2026/wordml/cei" xmlns:w16cex="http://schemas.microsoft.com/office/word/2018/wordml/cex" xmlns:w16cid="http://schemas.microsoft.com/office/word/2016/wordml/cid" xmlns:w16="http://schemas.microsoft.com/office/word/2018/wordml" xmlns:w16sdtdh="http://schemas.microsoft.com/office/word/2020/wordml/sdtdatahash" xmlns:w16sdtfl="http://schemas.microsoft.com/office/word/2024/wordml/sdtformatlock" xmlns:w16se="http://schemas.microsoft.com/office/word/2015/wordml/symex" xmlns:w16du="http://schemas.microsoft.com/office/word/2023/wordml/word16du" xmlns:wne="http://schemas.microsoft.com/office/word/2006/wordml" mc:Ignorable="w14 w15 w16se w16cid w16 w16cex w16sdtdh w16sdtfl w16du wp14">
   <w:p>
     <w:pPr>
-      <w:pStyle w:val="Header"/>
+      <w:pStyle w:val="Kopfzeile"/>
     </w:pPr>
     <w:r>
       <w:rPr>
         <w:noProof/>
       </w:rPr>
-      <w:pict w14:anchorId="30719E58">
+      <w:pict w14:anchorId="2E13CC1D">
         <v:shapetype id="_x0000_t75" coordsize="21600,21600" o:spt="75" o:preferrelative="t" path="m@4@5l@4@11@9@11@9@5xe" filled="f" stroked="f">
           <v:stroke joinstyle="miter"/>
           <v:formulas>
@@ -929,7 +1037,7 @@
           <v:path o:extrusionok="f" gradientshapeok="t" o:connecttype="rect"/>
           <o:lock v:ext="edit" aspectratio="t"/>
         </v:shapetype>
-        <v:shape id="WordPictureWatermark132483126" o:spid="_x0000_s1083" type="#_x0000_t75" style="position:absolute;margin-left:0;margin-top:0;width:595.2pt;height:841.9pt;z-index:-251657216;mso-position-horizontal:center;mso-position-horizontal-relative:margin;mso-position-vertical:center;mso-position-vertical-relative:margin" o:allowincell="f">
+        <v:shape id="WordPictureWatermark132483126" o:spid="_x0000_s1027" type="#_x0000_t75" alt="" style="position:absolute;margin-left:0;margin-top:0;width:595.2pt;height:841.9pt;z-index:-251657216;mso-wrap-edited:f;mso-width-percent:0;mso-height-percent:0;mso-position-horizontal:center;mso-position-horizontal-relative:margin;mso-position-vertical:center;mso-position-vertical-relative:margin;mso-width-percent:0;mso-height-percent:0" o:allowincell="f">
           <v:imagedata r:id="rId1" o:title="ZUR_FAU-K+P_VORLAGEN_B_M_A4_BLAU_RZ_Fakultäten_OHNE-SIEGEL_ENGLISCH_NR-7"/>
           <w10:wrap anchorx="margin" anchory="margin"/>
         </v:shape>
@@ -940,16 +1048,16 @@
 </file>
 
 <file path=word/header2.xml><?xml version="1.0" encoding="utf-8"?>
-<w:hdr xmlns:wpc="http://schemas.microsoft.com/office/word/2010/wordprocessingCanvas" xmlns:cx="http://schemas.microsoft.com/office/drawing/2014/chartex" xmlns:cx1="http://schemas.microsoft.com/office/drawing/2015/9/8/chartex" xmlns:cx2="http://schemas.microsoft.com/office/drawing/2015/10/21/chartex" xmlns:cx3="http://schemas.microsoft.com/office/drawing/2016/5/9/chartex" xmlns:cx4="http://schemas.microsoft.com/office/drawing/2016/5/10/chartex" xmlns:cx5="http://schemas.microsoft.com/office/drawing/2016/5/11/chartex" xmlns:cx6="http://schemas.microsoft.com/office/drawing/2016/5/12/chartex" xmlns:cx7="http://schemas.microsoft.com/office/drawing/2016/5/13/chartex" xmlns:cx8="http://schemas.microsoft.com/office/drawing/2016/5/14/chartex" xmlns:mc="http://schemas.openxmlformats.org/markup-compatibility/2006" xmlns:aink="http://schemas.microsoft.com/office/drawing/2016/ink" xmlns:am3d="http://schemas.microsoft.com/office/drawing/2017/model3d" xmlns:o="urn:schemas-microsoft-com:office:office" xmlns:oel="http://schemas.microsoft.com/office/2019/extlst" xmlns:r="http://schemas.openxmlformats.org/officeDocument/2006/relationships" xmlns:m="http://schemas.openxmlformats.org/officeDocument/2006/math" xmlns:v="urn:schemas-microsoft-com:vml" xmlns:wp14="http://schemas.microsoft.com/office/word/2010/wordprocessingDrawing" xmlns:wp="http://schemas.openxmlformats.org/drawingml/2006/wordprocessingDrawing" xmlns:w10="urn:schemas-microsoft-com:office:word" xmlns:w="http://schemas.openxmlformats.org/wordprocessingml/2006/main" xmlns:w14="http://schemas.microsoft.com/office/word/2010/wordml" xmlns:w15="http://schemas.microsoft.com/office/word/2012/wordml" xmlns:w16cex="http://schemas.microsoft.com/office/word/2018/wordml/cex" xmlns:w16cid="http://schemas.microsoft.com/office/word/2016/wordml/cid" xmlns:w16="http://schemas.microsoft.com/office/word/2018/wordml" xmlns:w16du="http://schemas.microsoft.com/office/word/2023/wordml/word16du" xmlns:w16sdtdh="http://schemas.microsoft.com/office/word/2020/wordml/sdtdatahash" xmlns:w16sdtfl="http://schemas.microsoft.com/office/word/2024/wordml/sdtformatlock" xmlns:w16se="http://schemas.microsoft.com/office/word/2015/wordml/symex" xmlns:wpg="http://schemas.microsoft.com/office/word/2010/wordprocessingGroup" xmlns:wpi="http://schemas.microsoft.com/office/word/2010/wordprocessingInk" xmlns:wne="http://schemas.microsoft.com/office/word/2006/wordml" xmlns:wps="http://schemas.microsoft.com/office/word/2010/wordprocessingShape" mc:Ignorable="w14 w15 w16se w16cid w16 w16cex w16sdtdh w16sdtfl w16du wp14">
+<w:hdr xmlns:wpc="http://schemas.microsoft.com/office/word/2010/wordprocessingCanvas" xmlns:cx="http://schemas.microsoft.com/office/drawing/2014/chartex" xmlns:cx1="http://schemas.microsoft.com/office/drawing/2015/9/8/chartex" xmlns:cx2="http://schemas.microsoft.com/office/drawing/2015/10/21/chartex" xmlns:cx3="http://schemas.microsoft.com/office/drawing/2016/5/9/chartex" xmlns:cx4="http://schemas.microsoft.com/office/drawing/2016/5/10/chartex" xmlns:cx5="http://schemas.microsoft.com/office/drawing/2016/5/11/chartex" xmlns:cx6="http://schemas.microsoft.com/office/drawing/2016/5/12/chartex" xmlns:cx7="http://schemas.microsoft.com/office/drawing/2016/5/13/chartex" xmlns:cx8="http://schemas.microsoft.com/office/drawing/2016/5/14/chartex" xmlns:mc="http://schemas.openxmlformats.org/markup-compatibility/2006" xmlns:m="http://schemas.openxmlformats.org/officeDocument/2006/math" xmlns:aink="http://schemas.microsoft.com/office/drawing/2016/ink" xmlns:am3d="http://schemas.microsoft.com/office/drawing/2017/model3d" xmlns:oel="http://schemas.microsoft.com/office/2019/extlst" xmlns:r="http://schemas.openxmlformats.org/officeDocument/2006/relationships" xmlns:wp14="http://schemas.microsoft.com/office/word/2010/wordprocessingDrawing" xmlns:wp="http://schemas.openxmlformats.org/drawingml/2006/wordprocessingDrawing" xmlns:wpg="http://schemas.microsoft.com/office/word/2010/wordprocessingGroup" xmlns:wpi="http://schemas.microsoft.com/office/word/2010/wordprocessingInk" xmlns:wps="http://schemas.microsoft.com/office/word/2010/wordprocessingShape" xmlns:o="urn:schemas-microsoft-com:office:office" xmlns:v="urn:schemas-microsoft-com:vml" xmlns:w10="urn:schemas-microsoft-com:office:word" xmlns:w="http://schemas.openxmlformats.org/wordprocessingml/2006/main" xmlns:w14="http://schemas.microsoft.com/office/word/2010/wordml" xmlns:w15="http://schemas.microsoft.com/office/word/2012/wordml" xmlns:w16cei="http://schemas.microsoft.com/office/word/2026/wordml/cei" xmlns:w16cex="http://schemas.microsoft.com/office/word/2018/wordml/cex" xmlns:w16cid="http://schemas.microsoft.com/office/word/2016/wordml/cid" xmlns:w16="http://schemas.microsoft.com/office/word/2018/wordml" xmlns:w16sdtdh="http://schemas.microsoft.com/office/word/2020/wordml/sdtdatahash" xmlns:w16sdtfl="http://schemas.microsoft.com/office/word/2024/wordml/sdtformatlock" xmlns:w16se="http://schemas.microsoft.com/office/word/2015/wordml/symex" xmlns:w16du="http://schemas.microsoft.com/office/word/2023/wordml/word16du" xmlns:wne="http://schemas.microsoft.com/office/word/2006/wordml" mc:Ignorable="w14 w15 w16se w16cid w16 w16cex w16sdtdh w16sdtfl w16du wp14">
   <w:p>
     <w:pPr>
-      <w:pStyle w:val="Header"/>
+      <w:pStyle w:val="Kopfzeile"/>
     </w:pPr>
     <w:r>
       <w:rPr>
         <w:noProof/>
       </w:rPr>
-      <w:pict w14:anchorId="19659CD4">
+      <w:pict w14:anchorId="623EF0F2">
         <v:shapetype id="_x0000_t75" coordsize="21600,21600" o:spt="75" o:preferrelative="t" path="m@4@5l@4@11@9@11@9@5xe" filled="f" stroked="f">
           <v:stroke joinstyle="miter"/>
           <v:formulas>
@@ -969,7 +1077,7 @@
           <v:path o:extrusionok="f" gradientshapeok="t" o:connecttype="rect"/>
           <o:lock v:ext="edit" aspectratio="t"/>
         </v:shapetype>
-        <v:shape id="WordPictureWatermark132483127" o:spid="_x0000_s1084" type="#_x0000_t75" style="position:absolute;margin-left:0;margin-top:0;width:595.2pt;height:841.9pt;z-index:-251656192;mso-position-horizontal:absolute;mso-position-horizontal-relative:left-margin-area;mso-position-vertical:absolute;mso-position-vertical-relative:top-margin-area" o:allowincell="f">
+        <v:shape id="WordPictureWatermark132483127" o:spid="_x0000_s1026" type="#_x0000_t75" alt="" style="position:absolute;margin-left:0;margin-top:0;width:595.2pt;height:841.9pt;z-index:-251656192;mso-wrap-edited:f;mso-width-percent:0;mso-height-percent:0;mso-position-horizontal:absolute;mso-position-horizontal-relative:left-margin-area;mso-position-vertical:absolute;mso-position-vertical-relative:top-margin-area;mso-width-percent:0;mso-height-percent:0" o:allowincell="f">
           <v:imagedata r:id="rId1" o:title="ZUR_FAU-K+P_VORLAGEN_B_M_A4_BLAU_RZ_Fakultäten_OHNE-SIEGEL_ENGLISCH_NR-7"/>
           <w10:wrap anchorx="margin" anchory="margin"/>
           <w10:anchorlock/>
@@ -981,16 +1089,16 @@
 </file>
 
 <file path=word/header3.xml><?xml version="1.0" encoding="utf-8"?>
-<w:hdr xmlns:wpc="http://schemas.microsoft.com/office/word/2010/wordprocessingCanvas" xmlns:cx="http://schemas.microsoft.com/office/drawing/2014/chartex" xmlns:cx1="http://schemas.microsoft.com/office/drawing/2015/9/8/chartex" xmlns:cx2="http://schemas.microsoft.com/office/drawing/2015/10/21/chartex" xmlns:cx3="http://schemas.microsoft.com/office/drawing/2016/5/9/chartex" xmlns:cx4="http://schemas.microsoft.com/office/drawing/2016/5/10/chartex" xmlns:cx5="http://schemas.microsoft.com/office/drawing/2016/5/11/chartex" xmlns:cx6="http://schemas.microsoft.com/office/drawing/2016/5/12/chartex" xmlns:cx7="http://schemas.microsoft.com/office/drawing/2016/5/13/chartex" xmlns:cx8="http://schemas.microsoft.com/office/drawing/2016/5/14/chartex" xmlns:mc="http://schemas.openxmlformats.org/markup-compatibility/2006" xmlns:aink="http://schemas.microsoft.com/office/drawing/2016/ink" xmlns:am3d="http://schemas.microsoft.com/office/drawing/2017/model3d" xmlns:o="urn:schemas-microsoft-com:office:office" xmlns:oel="http://schemas.microsoft.com/office/2019/extlst" xmlns:r="http://schemas.openxmlformats.org/officeDocument/2006/relationships" xmlns:m="http://schemas.openxmlformats.org/officeDocument/2006/math" xmlns:v="urn:schemas-microsoft-com:vml" xmlns:wp14="http://schemas.microsoft.com/office/word/2010/wordprocessingDrawing" xmlns:wp="http://schemas.openxmlformats.org/drawingml/2006/wordprocessingDrawing" xmlns:w10="urn:schemas-microsoft-com:office:word" xmlns:w="http://schemas.openxmlformats.org/wordprocessingml/2006/main" xmlns:w14="http://schemas.microsoft.com/office/word/2010/wordml" xmlns:w15="http://schemas.microsoft.com/office/word/2012/wordml" xmlns:w16cex="http://schemas.microsoft.com/office/word/2018/wordml/cex" xmlns:w16cid="http://schemas.microsoft.com/office/word/2016/wordml/cid" xmlns:w16="http://schemas.microsoft.com/office/word/2018/wordml" xmlns:w16du="http://schemas.microsoft.com/office/word/2023/wordml/word16du" xmlns:w16sdtdh="http://schemas.microsoft.com/office/word/2020/wordml/sdtdatahash" xmlns:w16sdtfl="http://schemas.microsoft.com/office/word/2024/wordml/sdtformatlock" xmlns:w16se="http://schemas.microsoft.com/office/word/2015/wordml/symex" xmlns:wpg="http://schemas.microsoft.com/office/word/2010/wordprocessingGroup" xmlns:wpi="http://schemas.microsoft.com/office/word/2010/wordprocessingInk" xmlns:wne="http://schemas.microsoft.com/office/word/2006/wordml" xmlns:wps="http://schemas.microsoft.com/office/word/2010/wordprocessingShape" mc:Ignorable="w14 w15 w16se w16cid w16 w16cex w16sdtdh w16sdtfl w16du wp14">
+<w:hdr xmlns:wpc="http://schemas.microsoft.com/office/word/2010/wordprocessingCanvas" xmlns:cx="http://schemas.microsoft.com/office/drawing/2014/chartex" xmlns:cx1="http://schemas.microsoft.com/office/drawing/2015/9/8/chartex" xmlns:cx2="http://schemas.microsoft.com/office/drawing/2015/10/21/chartex" xmlns:cx3="http://schemas.microsoft.com/office/drawing/2016/5/9/chartex" xmlns:cx4="http://schemas.microsoft.com/office/drawing/2016/5/10/chartex" xmlns:cx5="http://schemas.microsoft.com/office/drawing/2016/5/11/chartex" xmlns:cx6="http://schemas.microsoft.com/office/drawing/2016/5/12/chartex" xmlns:cx7="http://schemas.microsoft.com/office/drawing/2016/5/13/chartex" xmlns:cx8="http://schemas.microsoft.com/office/drawing/2016/5/14/chartex" xmlns:mc="http://schemas.openxmlformats.org/markup-compatibility/2006" xmlns:m="http://schemas.openxmlformats.org/officeDocument/2006/math" xmlns:aink="http://schemas.microsoft.com/office/drawing/2016/ink" xmlns:am3d="http://schemas.microsoft.com/office/drawing/2017/model3d" xmlns:oel="http://schemas.microsoft.com/office/2019/extlst" xmlns:r="http://schemas.openxmlformats.org/officeDocument/2006/relationships" xmlns:wp14="http://schemas.microsoft.com/office/word/2010/wordprocessingDrawing" xmlns:wp="http://schemas.openxmlformats.org/drawingml/2006/wordprocessingDrawing" xmlns:wpg="http://schemas.microsoft.com/office/word/2010/wordprocessingGroup" xmlns:wpi="http://schemas.microsoft.com/office/word/2010/wordprocessingInk" xmlns:wps="http://schemas.microsoft.com/office/word/2010/wordprocessingShape" xmlns:o="urn:schemas-microsoft-com:office:office" xmlns:v="urn:schemas-microsoft-com:vml" xmlns:w10="urn:schemas-microsoft-com:office:word" xmlns:w="http://schemas.openxmlformats.org/wordprocessingml/2006/main" xmlns:w14="http://schemas.microsoft.com/office/word/2010/wordml" xmlns:w15="http://schemas.microsoft.com/office/word/2012/wordml" xmlns:w16cei="http://schemas.microsoft.com/office/word/2026/wordml/cei" xmlns:w16cex="http://schemas.microsoft.com/office/word/2018/wordml/cex" xmlns:w16cid="http://schemas.microsoft.com/office/word/2016/wordml/cid" xmlns:w16="http://schemas.microsoft.com/office/word/2018/wordml" xmlns:w16sdtdh="http://schemas.microsoft.com/office/word/2020/wordml/sdtdatahash" xmlns:w16sdtfl="http://schemas.microsoft.com/office/word/2024/wordml/sdtformatlock" xmlns:w16se="http://schemas.microsoft.com/office/word/2015/wordml/symex" xmlns:w16du="http://schemas.microsoft.com/office/word/2023/wordml/word16du" xmlns:wne="http://schemas.microsoft.com/office/word/2006/wordml" mc:Ignorable="w14 w15 w16se w16cid w16 w16cex w16sdtdh w16sdtfl w16du wp14">
   <w:p>
     <w:pPr>
-      <w:pStyle w:val="Header"/>
+      <w:pStyle w:val="Kopfzeile"/>
     </w:pPr>
     <w:r>
       <w:rPr>
         <w:noProof/>
       </w:rPr>
-      <w:pict w14:anchorId="6996D055">
+      <w:pict w14:anchorId="57A150C4">
         <v:shapetype id="_x0000_t75" coordsize="21600,21600" o:spt="75" o:preferrelative="t" path="m@4@5l@4@11@9@11@9@5xe" filled="f" stroked="f">
           <v:stroke joinstyle="miter"/>
           <v:formulas>
@@ -1010,7 +1118,7 @@
           <v:path o:extrusionok="f" gradientshapeok="t" o:connecttype="rect"/>
           <o:lock v:ext="edit" aspectratio="t"/>
         </v:shapetype>
-        <v:shape id="WordPictureWatermark132483125" o:spid="_x0000_s1082" type="#_x0000_t75" style="position:absolute;margin-left:0;margin-top:0;width:595.2pt;height:841.9pt;z-index:-251658240;mso-position-horizontal:center;mso-position-horizontal-relative:margin;mso-position-vertical:center;mso-position-vertical-relative:margin" o:allowincell="f">
+        <v:shape id="WordPictureWatermark132483125" o:spid="_x0000_s1025" type="#_x0000_t75" alt="" style="position:absolute;margin-left:0;margin-top:0;width:595.2pt;height:841.9pt;z-index:-251658240;mso-wrap-edited:f;mso-width-percent:0;mso-height-percent:0;mso-position-horizontal:center;mso-position-horizontal-relative:margin;mso-position-vertical:center;mso-position-vertical-relative:margin;mso-width-percent:0;mso-height-percent:0" o:allowincell="f">
           <v:imagedata r:id="rId1" o:title="ZUR_FAU-K+P_VORLAGEN_B_M_A4_BLAU_RZ_Fakultäten_OHNE-SIEGEL_ENGLISCH_NR-7"/>
           <w10:wrap anchorx="margin" anchory="margin"/>
         </v:shape>
@@ -1021,7 +1129,7 @@
 </file>
 
 <file path=word/styles.xml><?xml version="1.0" encoding="utf-8"?>
-<w:styles xmlns:mc="http://schemas.openxmlformats.org/markup-compatibility/2006" xmlns:r="http://schemas.openxmlformats.org/officeDocument/2006/relationships" xmlns:w="http://schemas.openxmlformats.org/wordprocessingml/2006/main" xmlns:w14="http://schemas.microsoft.com/office/word/2010/wordml" xmlns:w15="http://schemas.microsoft.com/office/word/2012/wordml" xmlns:w16cex="http://schemas.microsoft.com/office/word/2018/wordml/cex" xmlns:w16cid="http://schemas.microsoft.com/office/word/2016/wordml/cid" xmlns:w16="http://schemas.microsoft.com/office/word/2018/wordml" xmlns:w16du="http://schemas.microsoft.com/office/word/2023/wordml/word16du" xmlns:w16sdtdh="http://schemas.microsoft.com/office/word/2020/wordml/sdtdatahash" xmlns:w16sdtfl="http://schemas.microsoft.com/office/word/2024/wordml/sdtformatlock" xmlns:w16se="http://schemas.microsoft.com/office/word/2015/wordml/symex" mc:Ignorable="w14 w15 w16se w16cid w16 w16cex w16sdtdh w16sdtfl w16du">
+<w:styles xmlns:mc="http://schemas.openxmlformats.org/markup-compatibility/2006" xmlns:r="http://schemas.openxmlformats.org/officeDocument/2006/relationships" xmlns:w="http://schemas.openxmlformats.org/wordprocessingml/2006/main" xmlns:w14="http://schemas.microsoft.com/office/word/2010/wordml" xmlns:w15="http://schemas.microsoft.com/office/word/2012/wordml" xmlns:w16cex="http://schemas.microsoft.com/office/word/2018/wordml/cex" xmlns:w16cid="http://schemas.microsoft.com/office/word/2016/wordml/cid" xmlns:w16="http://schemas.microsoft.com/office/word/2018/wordml" xmlns:w16sdtdh="http://schemas.microsoft.com/office/word/2020/wordml/sdtdatahash" xmlns:w16sdtfl="http://schemas.microsoft.com/office/word/2024/wordml/sdtformatlock" xmlns:w16se="http://schemas.microsoft.com/office/word/2015/wordml/symex" xmlns:w16du="http://schemas.microsoft.com/office/word/2023/wordml/word16du" mc:Ignorable="w14 w15 w16se w16cid w16 w16cex w16sdtdh w16sdtfl w16du">
   <w:docDefaults>
     <w:rPrDefault>
       <w:rPr>
@@ -1417,7 +1525,7 @@
     <w:lsdException w:name="Unresolved Mention" w:semiHidden="1" w:unhideWhenUsed="1"/>
     <w:lsdException w:name="Smart Link" w:semiHidden="1" w:unhideWhenUsed="1"/>
   </w:latentStyles>
-  <w:style w:type="paragraph" w:default="1" w:styleId="Normal">
+  <w:style w:type="paragraph" w:default="1" w:styleId="Standard">
     <w:name w:val="Normal"/>
     <w:qFormat/>
     <w:rsid w:val="00684B36"/>
@@ -1425,13 +1533,13 @@
       <w:rFonts w:ascii="Arial" w:hAnsi="Arial"/>
     </w:rPr>
   </w:style>
-  <w:style w:type="character" w:default="1" w:styleId="DefaultParagraphFont">
+  <w:style w:type="character" w:default="1" w:styleId="Absatz-Standardschriftart">
     <w:name w:val="Default Paragraph Font"/>
     <w:uiPriority w:val="1"/>
     <w:semiHidden/>
     <w:unhideWhenUsed/>
   </w:style>
-  <w:style w:type="table" w:default="1" w:styleId="TableNormal">
+  <w:style w:type="table" w:default="1" w:styleId="NormaleTabelle">
     <w:name w:val="Normal Table"/>
     <w:uiPriority w:val="99"/>
     <w:semiHidden/>
@@ -1446,16 +1554,16 @@
       </w:tblCellMar>
     </w:tblPr>
   </w:style>
-  <w:style w:type="numbering" w:default="1" w:styleId="NoList">
+  <w:style w:type="numbering" w:default="1" w:styleId="KeineListe">
     <w:name w:val="No List"/>
     <w:uiPriority w:val="99"/>
     <w:semiHidden/>
     <w:unhideWhenUsed/>
   </w:style>
-  <w:style w:type="paragraph" w:styleId="Header">
+  <w:style w:type="paragraph" w:styleId="Kopfzeile">
     <w:name w:val="header"/>
-    <w:basedOn w:val="Normal"/>
-    <w:link w:val="HeaderChar"/>
+    <w:basedOn w:val="Standard"/>
+    <w:link w:val="KopfzeileZchn"/>
     <w:uiPriority w:val="99"/>
     <w:unhideWhenUsed/>
     <w:rsid w:val="00A52B3E"/>
@@ -1467,17 +1575,17 @@
       <w:spacing w:after="0" w:line="240" w:lineRule="auto"/>
     </w:pPr>
   </w:style>
-  <w:style w:type="character" w:customStyle="1" w:styleId="HeaderChar">
-    <w:name w:val="Header Char"/>
-    <w:basedOn w:val="DefaultParagraphFont"/>
-    <w:link w:val="Header"/>
+  <w:style w:type="character" w:customStyle="1" w:styleId="KopfzeileZchn">
+    <w:name w:val="Kopfzeile Zchn"/>
+    <w:basedOn w:val="Absatz-Standardschriftart"/>
+    <w:link w:val="Kopfzeile"/>
     <w:uiPriority w:val="99"/>
     <w:rsid w:val="00A52B3E"/>
   </w:style>
-  <w:style w:type="paragraph" w:styleId="Footer">
+  <w:style w:type="paragraph" w:styleId="Fuzeile">
     <w:name w:val="footer"/>
-    <w:basedOn w:val="Normal"/>
-    <w:link w:val="FooterChar"/>
+    <w:basedOn w:val="Standard"/>
+    <w:link w:val="FuzeileZchn"/>
     <w:uiPriority w:val="99"/>
     <w:unhideWhenUsed/>
     <w:rsid w:val="00A52B3E"/>
@@ -1489,16 +1597,16 @@
       <w:spacing w:after="0" w:line="240" w:lineRule="auto"/>
     </w:pPr>
   </w:style>
-  <w:style w:type="character" w:customStyle="1" w:styleId="FooterChar">
-    <w:name w:val="Footer Char"/>
-    <w:basedOn w:val="DefaultParagraphFont"/>
-    <w:link w:val="Footer"/>
+  <w:style w:type="character" w:customStyle="1" w:styleId="FuzeileZchn">
+    <w:name w:val="Fußzeile Zchn"/>
+    <w:basedOn w:val="Absatz-Standardschriftart"/>
+    <w:link w:val="Fuzeile"/>
     <w:uiPriority w:val="99"/>
     <w:rsid w:val="00A52B3E"/>
   </w:style>
-  <w:style w:type="character" w:styleId="PlaceholderText">
+  <w:style w:type="character" w:styleId="Platzhaltertext">
     <w:name w:val="Placeholder Text"/>
-    <w:basedOn w:val="DefaultParagraphFont"/>
+    <w:basedOn w:val="Absatz-Standardschriftart"/>
     <w:uiPriority w:val="99"/>
     <w:semiHidden/>
     <w:rsid w:val="00A436FE"/>
